--- a/assignments/Regression_Assignment.docx
+++ b/assignments/Regression_Assignment.docx
@@ -224,7 +224,7 @@
                 <w:color w:val="1B1D1C"/>
                 <w:sz w:val="19"/>
               </w:rPr>
-              <w:t>20</w:t>
+              <w:t>18</w:t>
             </w:r>
           </w:p>
         </w:tc>
@@ -286,7 +286,7 @@
                 <w:color w:val="1B1D1C"/>
                 <w:sz w:val="19"/>
               </w:rPr>
-              <w:t>20</w:t>
+              <w:t>18</w:t>
             </w:r>
           </w:p>
         </w:tc>
@@ -301,7 +301,7 @@
                 <w:color w:val="1B1D1C"/>
                 <w:sz w:val="19"/>
               </w:rPr>
-              <w:t>45 min</w:t>
+              <w:t>50 min</w:t>
             </w:r>
           </w:p>
         </w:tc>
@@ -348,7 +348,7 @@
                 <w:color w:val="1B1D1C"/>
                 <w:sz w:val="19"/>
               </w:rPr>
-              <w:t>20</w:t>
+              <w:t>18</w:t>
             </w:r>
           </w:p>
         </w:tc>
@@ -410,7 +410,7 @@
                 <w:color w:val="1B1D1C"/>
                 <w:sz w:val="19"/>
               </w:rPr>
-              <w:t>20</w:t>
+              <w:t>18</w:t>
             </w:r>
           </w:p>
         </w:tc>
@@ -426,6 +426,68 @@
                 <w:sz w:val="19"/>
               </w:rPr>
               <w:t>30 min</w:t>
+            </w:r>
+          </w:p>
+        </w:tc>
+      </w:tr>
+      <w:tr>
+        <w:tc>
+          <w:tcPr>
+            <w:tcW w:type="dxa" w:w="2412"/>
+          </w:tcPr>
+          <w:p>
+            <w:r/>
+            <w:r>
+              <w:rPr>
+                <w:color w:val="1B1D1C"/>
+                <w:sz w:val="19"/>
+              </w:rPr>
+              <w:t>6</w:t>
+            </w:r>
+          </w:p>
+        </w:tc>
+        <w:tc>
+          <w:tcPr>
+            <w:tcW w:type="dxa" w:w="2412"/>
+          </w:tcPr>
+          <w:p>
+            <w:r/>
+            <w:r>
+              <w:rPr>
+                <w:color w:val="1B1D1C"/>
+                <w:sz w:val="19"/>
+              </w:rPr>
+              <w:t>Logistic regression: a new likelihood, the same priors</w:t>
+            </w:r>
+          </w:p>
+        </w:tc>
+        <w:tc>
+          <w:tcPr>
+            <w:tcW w:type="dxa" w:w="2412"/>
+          </w:tcPr>
+          <w:p>
+            <w:r/>
+            <w:r>
+              <w:rPr>
+                <w:color w:val="1B1D1C"/>
+                <w:sz w:val="19"/>
+              </w:rPr>
+              <w:t>18</w:t>
+            </w:r>
+          </w:p>
+        </w:tc>
+        <w:tc>
+          <w:tcPr>
+            <w:tcW w:type="dxa" w:w="2412"/>
+          </w:tcPr>
+          <w:p>
+            <w:r/>
+            <w:r>
+              <w:rPr>
+                <w:color w:val="1B1D1C"/>
+                <w:sz w:val="19"/>
+              </w:rPr>
+              <w:t>60 min</w:t>
             </w:r>
           </w:p>
         </w:tc>
@@ -2605,6 +2667,115 @@
         <w:t>State the theoretical bound on how many features Lasso can select when n = 60, and say whether you ever came near it.</w:t>
       </w:r>
     </w:p>
+    <w:p>
+      <w:pPr>
+        <w:keepNext/>
+        <w:spacing w:before="320" w:after="100"/>
+      </w:pPr>
+      <w:r>
+        <w:rPr>
+          <w:b/>
+          <w:color w:val="1B1D1C"/>
+          <w:sz w:val="27"/>
+        </w:rPr>
+        <w:t>3c · The same penalty, a different question</w:t>
+      </w:r>
+    </w:p>
+    <w:p>
+      <w:r>
+        <w:rPr>
+          <w:color w:val="1B1D1C"/>
+          <w:sz w:val="21"/>
+        </w:rPr>
+        <w:t xml:space="preserve">You meet the ℓ₁ penalty again in Task 6, on a </w:t>
+      </w:r>
+      <w:r>
+        <w:rPr>
+          <w:i/>
+          <w:color w:val="1B1D1C"/>
+          <w:sz w:val="21"/>
+        </w:rPr>
+        <w:t>classification</w:t>
+      </w:r>
+      <w:r>
+        <w:rPr>
+          <w:color w:val="1B1D1C"/>
+          <w:sz w:val="21"/>
+        </w:rPr>
+        <w:t xml:space="preserve"> target. Set the comparison up now, in one cell, and keep the output.</w:t>
+      </w:r>
+    </w:p>
+    <w:p>
+      <w:pPr>
+        <w:pStyle w:val="ListNumber"/>
+        <w:spacing w:after="60"/>
+      </w:pPr>
+      <w:r>
+        <w:rPr>
+          <w:color w:val="1B1D1C"/>
+          <w:sz w:val="21"/>
+        </w:rPr>
+        <w:t>Record the set of features your Lasso keeps at α = 2 on the nine-feature regression.</w:t>
+      </w:r>
+    </w:p>
+    <w:p>
+      <w:pPr>
+        <w:pStyle w:val="ListNumber"/>
+        <w:spacing w:after="60"/>
+      </w:pPr>
+      <w:r>
+        <w:rPr>
+          <w:color w:val="1B1D1C"/>
+          <w:sz w:val="21"/>
+        </w:rPr>
+        <w:t xml:space="preserve">Write down, </w:t>
+      </w:r>
+      <w:r>
+        <w:rPr>
+          <w:b/>
+          <w:color w:val="1B1D1C"/>
+          <w:sz w:val="21"/>
+        </w:rPr>
+        <w:t>before fitting anything</w:t>
+      </w:r>
+      <w:r>
+        <w:rPr>
+          <w:color w:val="1B1D1C"/>
+          <w:sz w:val="21"/>
+        </w:rPr>
+        <w:t xml:space="preserve">, which features you expect an ℓ₁-penalized </w:t>
+      </w:r>
+      <w:r>
+        <w:rPr>
+          <w:i/>
+          <w:color w:val="1B1D1C"/>
+          <w:sz w:val="21"/>
+        </w:rPr>
+        <w:t>logistic</w:t>
+      </w:r>
+      <w:r>
+        <w:rPr>
+          <w:color w:val="1B1D1C"/>
+          <w:sz w:val="21"/>
+        </w:rPr>
+        <w:t xml:space="preserve"> model to keep once the target becomes </w:t>
+      </w:r>
+      <w:r>
+        <w:rPr>
+          <w:rFonts w:ascii="Consolas" w:hAnsi="Consolas"/>
+          <w:color w:val="2A4D43"/>
+          <w:sz w:val="19"/>
+        </w:rPr>
+        <w:t>high_surge = surge &gt; ₹100</w:t>
+      </w:r>
+      <w:r>
+        <w:rPr>
+          <w:color w:val="1B1D1C"/>
+          <w:sz w:val="21"/>
+        </w:rPr>
+        <w:t>. Task 6c checks your prediction.</w:t>
+      </w:r>
+    </w:p>
     <w:tbl>
       <w:tblPr>
         <w:tblStyle w:val="TableGrid"/>
@@ -3157,6 +3328,605 @@
       </w:r>
     </w:p>
     <w:p>
+      <w:r>
+        <w:br w:type="page"/>
+      </w:r>
+    </w:p>
+    <w:p>
+      <w:pPr>
+        <w:keepNext/>
+        <w:spacing w:before="320" w:after="100"/>
+      </w:pPr>
+      <w:r>
+        <w:rPr>
+          <w:b/>
+          <w:color w:val="1F6F5C"/>
+          <w:sz w:val="34"/>
+        </w:rPr>
+        <w:t>Task 6 · Logistic regression  (18 marks)</w:t>
+      </w:r>
+    </w:p>
+    <w:p>
+      <w:r>
+        <w:rPr>
+          <w:color w:val="1B1D1C"/>
+          <w:sz w:val="21"/>
+        </w:rPr>
+        <w:t>Change the likelihood, keep the priors, and find that the penalties behave exactly as before. Then ask whether the binary target was worth creating.</w:t>
+      </w:r>
+    </w:p>
+    <w:p>
+      <w:pPr>
+        <w:keepNext/>
+        <w:spacing w:before="320" w:after="100"/>
+      </w:pPr>
+      <w:r>
+        <w:rPr>
+          <w:b/>
+          <w:color w:val="1B1D1C"/>
+          <w:sz w:val="27"/>
+        </w:rPr>
+        <w:t>6a · Why not least squares</w:t>
+      </w:r>
+    </w:p>
+    <w:p>
+      <w:r>
+        <w:rPr>
+          <w:color w:val="1B1D1C"/>
+          <w:sz w:val="21"/>
+        </w:rPr>
+        <w:t xml:space="preserve">Build the label </w:t>
+      </w:r>
+      <w:r>
+        <w:rPr>
+          <w:rFonts w:ascii="Consolas" w:hAnsi="Consolas"/>
+          <w:color w:val="2A4D43"/>
+          <w:sz w:val="19"/>
+        </w:rPr>
+        <w:t>high_surge = (surge_additive_inr &gt; 100)</w:t>
+      </w:r>
+      <w:r>
+        <w:rPr>
+          <w:color w:val="1B1D1C"/>
+          <w:sz w:val="21"/>
+        </w:rPr>
+        <w:t xml:space="preserve"> on the nine features.</w:t>
+      </w:r>
+    </w:p>
+    <w:p>
+      <w:pPr>
+        <w:pStyle w:val="ListNumber"/>
+        <w:spacing w:after="60"/>
+      </w:pPr>
+      <w:r>
+        <w:rPr>
+          <w:color w:val="1B1D1C"/>
+          <w:sz w:val="21"/>
+        </w:rPr>
+        <w:t xml:space="preserve">Report the positives in train and test, and the </w:t>
+      </w:r>
+      <w:r>
+        <w:rPr>
+          <w:b/>
+          <w:color w:val="1B1D1C"/>
+          <w:sz w:val="21"/>
+        </w:rPr>
+        <w:t>base rate</w:t>
+      </w:r>
+      <w:r>
+        <w:rPr>
+          <w:color w:val="1B1D1C"/>
+          <w:sz w:val="21"/>
+        </w:rPr>
+        <w:t xml:space="preserve"> — the accuracy of always predicting "no alert". Every accuracy you quote from here must be shown beside it.</w:t>
+      </w:r>
+    </w:p>
+    <w:p>
+      <w:pPr>
+        <w:pStyle w:val="ListNumber"/>
+        <w:spacing w:after="60"/>
+      </w:pPr>
+      <w:r>
+        <w:rPr>
+          <w:color w:val="1B1D1C"/>
+          <w:sz w:val="21"/>
+        </w:rPr>
+        <w:t>Fit ordinary least squares to the 0/1 label. Count how many of the 150 fitted values fall outside [0, 1], and say in one sentence why that disqualifies it as a probability model.</w:t>
+      </w:r>
+    </w:p>
+    <w:p>
+      <w:pPr>
+        <w:pStyle w:val="ListNumber"/>
+        <w:spacing w:after="60"/>
+      </w:pPr>
+      <w:r>
+        <w:rPr>
+          <w:color w:val="1B1D1C"/>
+          <w:sz w:val="21"/>
+        </w:rPr>
+        <w:t>Write down the Bernoulli log-likelihood and show that maximising it is minimising the average log-loss. Two lines; the same manoeuvre as Task 1 with a different density.</w:t>
+      </w:r>
+    </w:p>
+    <w:p>
+      <w:pPr>
+        <w:spacing w:before="120" w:after="160"/>
+        <w:jc w:val="center"/>
+      </w:pPr>
+      <w:r>
+        <w:rPr>
+          <w:rFonts w:ascii="Cambria Math" w:hAnsi="Cambria Math"/>
+          <w:i/>
+          <w:sz w:val="24"/>
+        </w:rPr>
+        <w:t>p = σ(xᵀw + b) = 1 / (1 + e^−(xᵀw + b))</w:t>
+      </w:r>
+    </w:p>
+    <w:p>
+      <w:pPr>
+        <w:keepNext/>
+        <w:spacing w:before="320" w:after="100"/>
+      </w:pPr>
+      <w:r>
+        <w:rPr>
+          <w:b/>
+          <w:color w:val="1B1D1C"/>
+          <w:sz w:val="27"/>
+        </w:rPr>
+        <w:t>6b · Implement it</w:t>
+      </w:r>
+    </w:p>
+    <w:p>
+      <w:pPr>
+        <w:pStyle w:val="ListNumber"/>
+        <w:spacing w:after="60"/>
+      </w:pPr>
+      <w:r>
+        <w:rPr>
+          <w:color w:val="1B1D1C"/>
+          <w:sz w:val="21"/>
+        </w:rPr>
+        <w:t xml:space="preserve">Implement penalized logistic regression </w:t>
+      </w:r>
+      <w:r>
+        <w:rPr>
+          <w:b/>
+          <w:color w:val="1B1D1C"/>
+          <w:sz w:val="21"/>
+        </w:rPr>
+        <w:t>from scratch</w:t>
+      </w:r>
+      <w:r>
+        <w:rPr>
+          <w:color w:val="1B1D1C"/>
+          <w:sz w:val="21"/>
+        </w:rPr>
+        <w:t xml:space="preserve">, minimising the average log-loss plus α·ρ‖w‖₁ + (α(1−ρ)/2)‖w‖², with the intercept </w:t>
+      </w:r>
+      <w:r>
+        <w:rPr>
+          <w:b/>
+          <w:color w:val="1B1D1C"/>
+          <w:sz w:val="21"/>
+        </w:rPr>
+        <w:t>unpenalized</w:t>
+      </w:r>
+      <w:r>
+        <w:rPr>
+          <w:color w:val="1B1D1C"/>
+          <w:sz w:val="21"/>
+        </w:rPr>
+        <w:t>. Iteratively reweighted least squares (for ρ = 0) or proximal gradient descent (any ρ) are both acceptable; state which you chose and why.</w:t>
+      </w:r>
+    </w:p>
+    <w:p>
+      <w:pPr>
+        <w:pStyle w:val="ListNumber"/>
+        <w:spacing w:after="60"/>
+      </w:pPr>
+      <w:r>
+        <w:rPr>
+          <w:color w:val="1B1D1C"/>
+          <w:sz w:val="21"/>
+        </w:rPr>
+        <w:t xml:space="preserve">Verify against </w:t>
+      </w:r>
+      <w:r>
+        <w:rPr>
+          <w:rFonts w:ascii="Consolas" w:hAnsi="Consolas"/>
+          <w:color w:val="2A4D43"/>
+          <w:sz w:val="19"/>
+        </w:rPr>
+        <w:t>sklearn.linear_model.LogisticRegression</w:t>
+      </w:r>
+      <w:r>
+        <w:rPr>
+          <w:color w:val="1B1D1C"/>
+          <w:sz w:val="21"/>
+        </w:rPr>
+        <w:t xml:space="preserve"> at C = 1/(nα), to 3 decimals.</w:t>
+      </w:r>
+    </w:p>
+    <w:tbl>
+      <w:tblPr>
+        <w:tblStyle w:val="TableGrid"/>
+        <w:tblW w:type="auto" w:w="0"/>
+        <w:tblLook w:firstColumn="1" w:firstRow="1" w:lastColumn="0" w:lastRow="0" w:noHBand="0" w:noVBand="1" w:val="04A0"/>
+      </w:tblPr>
+      <w:tblGrid>
+        <w:gridCol w:w="9648"/>
+      </w:tblGrid>
+      <w:tr>
+        <w:tc>
+          <w:tcPr>
+            <w:tcW w:type="dxa" w:w="9648"/>
+            <w:shd w:val="clear" w:fill="fae7ea"/>
+          </w:tcPr>
+          <w:p>
+            <w:pPr>
+              <w:spacing w:after="40"/>
+            </w:pPr>
+            <w:r/>
+            <w:r>
+              <w:rPr>
+                <w:b/>
+                <w:color w:val="B03A52"/>
+                <w:sz w:val="17"/>
+              </w:rPr>
+              <w:t>A TRAP WORTH WARNING YOU ABOUT</w:t>
+            </w:r>
+          </w:p>
+          <w:p>
+            <w:r>
+              <w:rPr>
+                <w:color w:val="1B1D1C"/>
+                <w:sz w:val="20"/>
+              </w:rPr>
+              <w:t xml:space="preserve">If you compare against </w:t>
+            </w:r>
+            <w:r>
+              <w:rPr>
+                <w:rFonts w:ascii="Consolas" w:hAnsi="Consolas"/>
+                <w:color w:val="2A4D43"/>
+                <w:sz w:val="18"/>
+              </w:rPr>
+              <w:t>solver='liblinear'</w:t>
+            </w:r>
+            <w:r>
+              <w:rPr>
+                <w:color w:val="1B1D1C"/>
+                <w:sz w:val="20"/>
+              </w:rPr>
+              <w:t xml:space="preserve"> your coefficients will disagree by far more than solver tolerance, and no amount of tuning will fix it: </w:t>
+            </w:r>
+            <w:r>
+              <w:rPr>
+                <w:b/>
+                <w:color w:val="1B1D1C"/>
+                <w:sz w:val="20"/>
+              </w:rPr>
+              <w:t>liblinear penalizes the intercept</w:t>
+            </w:r>
+            <w:r>
+              <w:rPr>
+                <w:color w:val="1B1D1C"/>
+                <w:sz w:val="20"/>
+              </w:rPr>
+              <w:t xml:space="preserve"> and your objective does not. Use </w:t>
+            </w:r>
+            <w:r>
+              <w:rPr>
+                <w:rFonts w:ascii="Consolas" w:hAnsi="Consolas"/>
+                <w:color w:val="2A4D43"/>
+                <w:sz w:val="18"/>
+              </w:rPr>
+              <w:t>lbfgs</w:t>
+            </w:r>
+            <w:r>
+              <w:rPr>
+                <w:color w:val="1B1D1C"/>
+                <w:sz w:val="20"/>
+              </w:rPr>
+              <w:t xml:space="preserve"> for ℓ₂ or </w:t>
+            </w:r>
+            <w:r>
+              <w:rPr>
+                <w:rFonts w:ascii="Consolas" w:hAnsi="Consolas"/>
+                <w:color w:val="2A4D43"/>
+                <w:sz w:val="18"/>
+              </w:rPr>
+              <w:t>saga</w:t>
+            </w:r>
+            <w:r>
+              <w:rPr>
+                <w:color w:val="1B1D1C"/>
+                <w:sz w:val="20"/>
+              </w:rPr>
+              <w:t xml:space="preserve"> for ℓ₁ and elastic net. Diagnosing this yourself and saying so earns credit — it is the same discipline as the 1/2n factor in Task 3a.</w:t>
+            </w:r>
+          </w:p>
+        </w:tc>
+      </w:tr>
+    </w:tbl>
+    <w:p>
+      <w:pPr>
+        <w:spacing w:after="80"/>
+      </w:pPr>
+    </w:p>
+    <w:p>
+      <w:pPr>
+        <w:keepNext/>
+        <w:spacing w:before="320" w:after="100"/>
+      </w:pPr>
+      <w:r>
+        <w:rPr>
+          <w:b/>
+          <w:color w:val="1B1D1C"/>
+          <w:sz w:val="27"/>
+        </w:rPr>
+        <w:t>6c · The penalties, again</w:t>
+      </w:r>
+    </w:p>
+    <w:p>
+      <w:pPr>
+        <w:pStyle w:val="ListNumber"/>
+        <w:spacing w:after="60"/>
+      </w:pPr>
+      <w:r>
+        <w:rPr>
+          <w:color w:val="1B1D1C"/>
+          <w:sz w:val="21"/>
+        </w:rPr>
+        <w:t>Plot coefficient paths over a log α grid at ρ = 0 and ρ = 1. Confirm that ℓ₂ never reaches zero and ℓ₁ does.</w:t>
+      </w:r>
+    </w:p>
+    <w:p>
+      <w:pPr>
+        <w:pStyle w:val="ListNumber"/>
+        <w:spacing w:after="60"/>
+      </w:pPr>
+      <w:r>
+        <w:rPr>
+          <w:color w:val="1B1D1C"/>
+          <w:sz w:val="21"/>
+        </w:rPr>
+        <w:t xml:space="preserve">Record the ℓ₁ </w:t>
+      </w:r>
+      <w:r>
+        <w:rPr>
+          <w:b/>
+          <w:color w:val="1B1D1C"/>
+          <w:sz w:val="21"/>
+        </w:rPr>
+        <w:t>elimination order</w:t>
+      </w:r>
+      <w:r>
+        <w:rPr>
+          <w:color w:val="1B1D1C"/>
+          <w:sz w:val="21"/>
+        </w:rPr>
+        <w:t xml:space="preserve"> and compare it with your Task 3c prediction. It will probably be wrong. Explain why: which features go first here, and what does that tell you about what an ℓ₁ ordering actually measures?</w:t>
+      </w:r>
+    </w:p>
+    <w:p>
+      <w:pPr>
+        <w:pStyle w:val="ListNumber"/>
+        <w:spacing w:after="60"/>
+      </w:pPr>
+      <w:r>
+        <w:rPr>
+          <w:color w:val="1B1D1C"/>
+          <w:sz w:val="21"/>
+        </w:rPr>
+        <w:t xml:space="preserve">Tune all four models (no penalty, ℓ₂, ℓ₁, elastic net) by 5-fold cross-validation on </w:t>
+      </w:r>
+      <w:r>
+        <w:rPr>
+          <w:b/>
+          <w:color w:val="1B1D1C"/>
+          <w:sz w:val="21"/>
+        </w:rPr>
+        <w:t>log-loss</w:t>
+      </w:r>
+      <w:r>
+        <w:rPr>
+          <w:color w:val="1B1D1C"/>
+          <w:sz w:val="21"/>
+        </w:rPr>
+        <w:t>, not accuracy. Report held-out log-loss, AUC, accuracy and non-zero count.</w:t>
+      </w:r>
+    </w:p>
+    <w:p>
+      <w:pPr>
+        <w:keepNext/>
+        <w:spacing w:before="320" w:after="100"/>
+      </w:pPr>
+      <w:r>
+        <w:rPr>
+          <w:b/>
+          <w:color w:val="1B1D1C"/>
+          <w:sz w:val="27"/>
+        </w:rPr>
+        <w:t>6d · The threshold is not the model's job</w:t>
+      </w:r>
+    </w:p>
+    <w:p>
+      <w:pPr>
+        <w:pStyle w:val="ListNumber"/>
+        <w:spacing w:after="60"/>
+      </w:pPr>
+      <w:r>
+        <w:rPr>
+          <w:color w:val="1B1D1C"/>
+          <w:sz w:val="21"/>
+        </w:rPr>
+        <w:t>Plot the ROC curve for your best model and report AUC.</w:t>
+      </w:r>
+    </w:p>
+    <w:p>
+      <w:pPr>
+        <w:pStyle w:val="ListNumber"/>
+        <w:spacing w:after="60"/>
+      </w:pPr>
+      <w:r>
+        <w:rPr>
+          <w:color w:val="1B1D1C"/>
+          <w:sz w:val="21"/>
+        </w:rPr>
+        <w:t>Give the confusion matrix at thresholds 0.3, 0.5 and 0.7, stating how many real alerts are missed and how many false alarms raised at each.</w:t>
+      </w:r>
+    </w:p>
+    <w:p>
+      <w:pPr>
+        <w:pStyle w:val="ListNumber"/>
+        <w:spacing w:after="60"/>
+      </w:pPr>
+      <w:r>
+        <w:rPr>
+          <w:color w:val="1B1D1C"/>
+          <w:sz w:val="21"/>
+        </w:rPr>
+        <w:t>Dispatch tells you a missed alert costs roughly four times a false alarm. Choose the threshold that minimises expected cost, show the arithmetic, and say which layer of the system that number belongs in.</w:t>
+      </w:r>
+    </w:p>
+    <w:p>
+      <w:pPr>
+        <w:keepNext/>
+        <w:spacing w:before="320" w:after="100"/>
+      </w:pPr>
+      <w:r>
+        <w:rPr>
+          <w:b/>
+          <w:color w:val="1B1D1C"/>
+          <w:sz w:val="27"/>
+        </w:rPr>
+        <w:t>6e · Was the label worth making?</w:t>
+      </w:r>
+    </w:p>
+    <w:p>
+      <w:r>
+        <w:rPr>
+          <w:color w:val="1B1D1C"/>
+          <w:sz w:val="21"/>
+        </w:rPr>
+        <w:t>The binary target was manufactured by cutting a continuous one. Measure the cost.</w:t>
+      </w:r>
+    </w:p>
+    <w:p>
+      <w:pPr>
+        <w:pStyle w:val="ListNumber"/>
+        <w:spacing w:after="60"/>
+      </w:pPr>
+      <w:r>
+        <w:rPr>
+          <w:color w:val="1B1D1C"/>
+          <w:sz w:val="21"/>
+        </w:rPr>
+        <w:t xml:space="preserve">Take your Ridge model from Task 2, predict the surge in rupees on the held-out trips, and threshold the </w:t>
+      </w:r>
+      <w:r>
+        <w:rPr>
+          <w:i/>
+          <w:color w:val="1B1D1C"/>
+          <w:sz w:val="21"/>
+        </w:rPr>
+        <w:t>prediction</w:t>
+      </w:r>
+      <w:r>
+        <w:rPr>
+          <w:color w:val="1B1D1C"/>
+          <w:sz w:val="21"/>
+        </w:rPr>
+        <w:t xml:space="preserve"> at ₹100 to get a yes/no.</w:t>
+      </w:r>
+    </w:p>
+    <w:p>
+      <w:pPr>
+        <w:pStyle w:val="ListNumber"/>
+        <w:spacing w:after="60"/>
+      </w:pPr>
+      <w:r>
+        <w:rPr>
+          <w:color w:val="1B1D1C"/>
+          <w:sz w:val="21"/>
+        </w:rPr>
+        <w:t>Compare its accuracy, and the AUC implied by ranking its rupee predictions, against your best purpose-built classifier.</w:t>
+      </w:r>
+    </w:p>
+    <w:p>
+      <w:pPr>
+        <w:pStyle w:val="ListNumber"/>
+        <w:spacing w:after="60"/>
+      </w:pPr>
+      <w:r>
+        <w:rPr>
+          <w:color w:val="1B1D1C"/>
+          <w:sz w:val="21"/>
+        </w:rPr>
+        <w:t>Conclude. If thresholding the regression matches or beats the classifier, say so plainly and explain what dichotomising cost you. If it does not, explain what the classifier is exploiting that the regression is not.</w:t>
+      </w:r>
+    </w:p>
+    <w:tbl>
+      <w:tblPr>
+        <w:tblStyle w:val="TableGrid"/>
+        <w:tblW w:type="auto" w:w="0"/>
+        <w:tblLook w:firstColumn="1" w:firstRow="1" w:lastColumn="0" w:lastRow="0" w:noHBand="0" w:noVBand="1" w:val="04A0"/>
+      </w:tblPr>
+      <w:tblGrid>
+        <w:gridCol w:w="9648"/>
+      </w:tblGrid>
+      <w:tr>
+        <w:tc>
+          <w:tcPr>
+            <w:tcW w:type="dxa" w:w="9648"/>
+            <w:shd w:val="clear" w:fill="e3f1ec"/>
+          </w:tcPr>
+          <w:p>
+            <w:pPr>
+              <w:spacing w:after="40"/>
+            </w:pPr>
+            <w:r/>
+            <w:r>
+              <w:rPr>
+                <w:b/>
+                <w:color w:val="1F6F5C"/>
+                <w:sz w:val="17"/>
+              </w:rPr>
+              <w:t>THIS IS THE PART THAT IS REALLY BEING MARKED</w:t>
+            </w:r>
+          </w:p>
+          <w:p>
+            <w:r>
+              <w:rPr>
+                <w:color w:val="1B1D1C"/>
+                <w:sz w:val="20"/>
+              </w:rPr>
+              <w:t xml:space="preserve">6e is a question about modelling judgement, not implementation. The strongest answers notice that the regression retains information the classifier discarded — </w:t>
+            </w:r>
+            <w:r>
+              <w:rPr>
+                <w:i/>
+                <w:color w:val="1B1D1C"/>
+                <w:sz w:val="20"/>
+              </w:rPr>
+              <w:t>how far</w:t>
+            </w:r>
+            <w:r>
+              <w:rPr>
+                <w:color w:val="1B1D1C"/>
+                <w:sz w:val="20"/>
+              </w:rPr>
+              <w:t xml:space="preserve"> above the cut a cell sits — and that this is the same objection raised against the hard R/S &gt; 1.5 threshold in Task 5, arrived at from the other direction.</w:t>
+            </w:r>
+          </w:p>
+        </w:tc>
+      </w:tr>
+    </w:tbl>
+    <w:p>
+      <w:pPr>
+        <w:spacing w:after="80"/>
+      </w:pPr>
+    </w:p>
+    <w:p>
       <w:pPr>
         <w:keepNext/>
         <w:spacing w:before="320" w:after="100"/>
@@ -3529,6 +4299,53 @@
                 <w:color w:val="1B1D1C"/>
                 <w:sz w:val="19"/>
               </w:rPr>
+              <w:t>ROC curve and a justified threshold</w:t>
+            </w:r>
+          </w:p>
+        </w:tc>
+        <w:tc>
+          <w:tcPr>
+            <w:tcW w:type="dxa" w:w="3216"/>
+          </w:tcPr>
+          <w:p>
+            <w:r/>
+            <w:r>
+              <w:rPr>
+                <w:color w:val="1B1D1C"/>
+                <w:sz w:val="19"/>
+              </w:rPr>
+              <w:t>One figure with the ROC curve and AUC, the confusion matrix at your chosen threshold, and the cost arithmetic behind it. Show the base rate beside every accuracy you report.</w:t>
+            </w:r>
+          </w:p>
+        </w:tc>
+      </w:tr>
+      <w:tr>
+        <w:tc>
+          <w:tcPr>
+            <w:tcW w:type="dxa" w:w="3216"/>
+          </w:tcPr>
+          <w:p>
+            <w:r/>
+            <w:r>
+              <w:rPr>
+                <w:color w:val="1B1D1C"/>
+                <w:sz w:val="19"/>
+              </w:rPr>
+              <w:t>5</w:t>
+            </w:r>
+          </w:p>
+        </w:tc>
+        <w:tc>
+          <w:tcPr>
+            <w:tcW w:type="dxa" w:w="3216"/>
+          </w:tcPr>
+          <w:p>
+            <w:r/>
+            <w:r>
+              <w:rPr>
+                <w:color w:val="1B1D1C"/>
+                <w:sz w:val="19"/>
+              </w:rPr>
               <w:t>Notebook</w:t>
             </w:r>
           </w:p>
@@ -3675,7 +4492,7 @@
                 <w:color w:val="1B1D1C"/>
                 <w:sz w:val="19"/>
               </w:rPr>
-              <w:t>All five tasks complete and correct. Figures labelled and readable. Cross-validation on the training split only. Conclusions follow from the evidence.</w:t>
+              <w:t>All six tasks complete and correct. Figures labelled and readable. Cross-validation on the training split only. Conclusions follow from the evidence.</w:t>
             </w:r>
           </w:p>
         </w:tc>
